--- a/docs/01_core/📏 Clarity Industry Standards.docx
+++ b/docs/01_core/📏 Clarity Industry Standards.docx
@@ -5,15 +5,10 @@
     <w:p>
       <w:pPr>
         <w:spacing w:before="100" w:beforeAutospacing="1" w:after="100" w:afterAutospacing="1" w:line="240" w:lineRule="auto"/>
-        <w:outlineLvl w:val="0"/>
-        <w:rPr>
-          <w:rFonts w:ascii="Times New Roman" w:eastAsia="Times New Roman" w:hAnsi="Times New Roman" w:cs="Times New Roman"/>
-          <w:b/>
-          <w:bCs/>
-          <w:color w:val="000000"/>
-          <w:kern w:val="36"/>
-          <w:sz w:val="48"/>
-          <w:szCs w:val="48"/>
+        <w:rPr>
+          <w:rFonts w:ascii="Times New Roman" w:eastAsia="Times New Roman" w:hAnsi="Times New Roman" w:cs="Times New Roman"/>
+          <w:color w:val="000000"/>
+          <w:kern w:val="0"/>
           <w14:ligatures w14:val="none"/>
         </w:rPr>
       </w:pPr>
@@ -23,9 +18,7 @@
           <w:b/>
           <w:bCs/>
           <w:color w:val="000000"/>
-          <w:kern w:val="36"/>
-          <w:sz w:val="48"/>
-          <w:szCs w:val="48"/>
+          <w:kern w:val="0"/>
           <w14:ligatures w14:val="none"/>
         </w:rPr>
         <w:t>📏</w:t>
@@ -36,12 +29,30 @@
           <w:b/>
           <w:bCs/>
           <w:color w:val="000000"/>
-          <w:kern w:val="36"/>
-          <w:sz w:val="48"/>
-          <w:szCs w:val="48"/>
+          <w:kern w:val="0"/>
           <w14:ligatures w14:val="none"/>
         </w:rPr>
         <w:t xml:space="preserve"> Clarity Industry Standards &amp; Best Practices</w:t>
+      </w:r>
+    </w:p>
+    <w:p>
+      <w:pPr>
+        <w:spacing w:after="0" w:line="240" w:lineRule="auto"/>
+        <w:rPr>
+          <w:rFonts w:ascii="Times New Roman" w:eastAsia="Times New Roman" w:hAnsi="Times New Roman" w:cs="Times New Roman"/>
+          <w:kern w:val="0"/>
+          <w14:ligatures w14:val="none"/>
+        </w:rPr>
+      </w:pPr>
+      <w:r>
+        <w:rPr>
+          <w:rFonts w:ascii="Times New Roman" w:eastAsia="Times New Roman" w:hAnsi="Times New Roman" w:cs="Times New Roman"/>
+          <w:noProof/>
+          <w:kern w:val="0"/>
+        </w:rPr>
+        <w:pict>
+          <v:rect id="_x0000_i1030" alt="" style="width:468pt;height:.05pt;mso-width-percent:0;mso-height-percent:0;mso-width-percent:0;mso-height-percent:0" o:hralign="center" o:hrstd="t" o:hr="t" fillcolor="#a0a0a0" stroked="f"/>
+        </w:pict>
       </w:r>
     </w:p>
     <w:p>
@@ -151,7 +162,6 @@
         <w:spacing w:after="0" w:line="240" w:lineRule="auto"/>
         <w:rPr>
           <w:rFonts w:ascii="Times New Roman" w:eastAsia="Times New Roman" w:hAnsi="Times New Roman" w:cs="Times New Roman"/>
-          <w:color w:val="000000"/>
           <w:kern w:val="0"/>
           <w14:ligatures w14:val="none"/>
         </w:rPr>
@@ -160,7 +170,6 @@
         <w:rPr>
           <w:rFonts w:ascii="Times New Roman" w:eastAsia="Times New Roman" w:hAnsi="Times New Roman" w:cs="Times New Roman"/>
           <w:noProof/>
-          <w:color w:val="000000"/>
           <w:kern w:val="0"/>
         </w:rPr>
         <w:pict>
@@ -1054,18 +1063,92 @@
           <w:kern w:val="0"/>
           <w14:ligatures w14:val="none"/>
         </w:rPr>
-        <w:t>: </w:t>
-      </w:r>
-      <w:r>
-        <w:rPr>
-          <w:rFonts w:ascii="Courier New" w:eastAsia="Times New Roman" w:hAnsi="Courier New" w:cs="Courier New"/>
-          <w:color w:val="000000"/>
-          <w:kern w:val="0"/>
-          <w:sz w:val="20"/>
-          <w:szCs w:val="20"/>
-          <w14:ligatures w14:val="none"/>
-        </w:rPr>
-        <w:t>feature → develop → main</w:t>
+        <w:t>: feature → develop → main.</w:t>
+      </w:r>
+      <w:r>
+        <w:rPr>
+          <w:rFonts w:ascii="Times New Roman" w:eastAsia="Times New Roman" w:hAnsi="Times New Roman" w:cs="Times New Roman"/>
+          <w:color w:val="000000"/>
+          <w:kern w:val="0"/>
+          <w14:ligatures w14:val="none"/>
+        </w:rPr>
+        <w:br/>
+      </w:r>
+      <w:r>
+        <w:rPr>
+          <w:rFonts w:ascii="Apple Color Emoji" w:eastAsia="Times New Roman" w:hAnsi="Apple Color Emoji" w:cs="Apple Color Emoji"/>
+          <w:color w:val="000000"/>
+          <w:kern w:val="0"/>
+          <w14:ligatures w14:val="none"/>
+        </w:rPr>
+        <w:t>✅</w:t>
+      </w:r>
+      <w:r>
+        <w:rPr>
+          <w:rFonts w:ascii="Times New Roman" w:eastAsia="Times New Roman" w:hAnsi="Times New Roman" w:cs="Times New Roman"/>
+          <w:color w:val="000000"/>
+          <w:kern w:val="0"/>
+          <w14:ligatures w14:val="none"/>
+        </w:rPr>
+        <w:t xml:space="preserve"> Use </w:t>
+      </w:r>
+      <w:r>
+        <w:rPr>
+          <w:rFonts w:ascii="Times New Roman" w:eastAsia="Times New Roman" w:hAnsi="Times New Roman" w:cs="Times New Roman"/>
+          <w:b/>
+          <w:bCs/>
+          <w:color w:val="000000"/>
+          <w:kern w:val="0"/>
+          <w14:ligatures w14:val="none"/>
+        </w:rPr>
+        <w:t>GitHub issues &amp; project boards</w:t>
+      </w:r>
+      <w:r>
+        <w:rPr>
+          <w:rFonts w:ascii="Times New Roman" w:eastAsia="Times New Roman" w:hAnsi="Times New Roman" w:cs="Times New Roman"/>
+          <w:color w:val="000000"/>
+          <w:kern w:val="0"/>
+          <w14:ligatures w14:val="none"/>
+        </w:rPr>
+        <w:t> for task tracking.</w:t>
+      </w:r>
+      <w:r>
+        <w:rPr>
+          <w:rFonts w:ascii="Times New Roman" w:eastAsia="Times New Roman" w:hAnsi="Times New Roman" w:cs="Times New Roman"/>
+          <w:color w:val="000000"/>
+          <w:kern w:val="0"/>
+          <w14:ligatures w14:val="none"/>
+        </w:rPr>
+        <w:br/>
+      </w:r>
+      <w:r>
+        <w:rPr>
+          <w:rFonts w:ascii="Apple Color Emoji" w:eastAsia="Times New Roman" w:hAnsi="Apple Color Emoji" w:cs="Apple Color Emoji"/>
+          <w:color w:val="000000"/>
+          <w:kern w:val="0"/>
+          <w14:ligatures w14:val="none"/>
+        </w:rPr>
+        <w:t>✅</w:t>
+      </w:r>
+      <w:r>
+        <w:rPr>
+          <w:rFonts w:ascii="Times New Roman" w:eastAsia="Times New Roman" w:hAnsi="Times New Roman" w:cs="Times New Roman"/>
+          <w:color w:val="000000"/>
+          <w:kern w:val="0"/>
+          <w14:ligatures w14:val="none"/>
+        </w:rPr>
+        <w:t> </w:t>
+      </w:r>
+      <w:r>
+        <w:rPr>
+          <w:rFonts w:ascii="Times New Roman" w:eastAsia="Times New Roman" w:hAnsi="Times New Roman" w:cs="Times New Roman"/>
+          <w:b/>
+          <w:bCs/>
+          <w:color w:val="000000"/>
+          <w:kern w:val="0"/>
+          <w14:ligatures w14:val="none"/>
+        </w:rPr>
+        <w:t>Pull requests must be reviewed before merging</w:t>
       </w:r>
       <w:r>
         <w:rPr>
@@ -1075,91 +1158,6 @@
           <w14:ligatures w14:val="none"/>
         </w:rPr>
         <w:t>.</w:t>
-      </w:r>
-      <w:r>
-        <w:rPr>
-          <w:rFonts w:ascii="Times New Roman" w:eastAsia="Times New Roman" w:hAnsi="Times New Roman" w:cs="Times New Roman"/>
-          <w:color w:val="000000"/>
-          <w:kern w:val="0"/>
-          <w14:ligatures w14:val="none"/>
-        </w:rPr>
-        <w:br/>
-      </w:r>
-      <w:r>
-        <w:rPr>
-          <w:rFonts w:ascii="Apple Color Emoji" w:eastAsia="Times New Roman" w:hAnsi="Apple Color Emoji" w:cs="Apple Color Emoji"/>
-          <w:color w:val="000000"/>
-          <w:kern w:val="0"/>
-          <w14:ligatures w14:val="none"/>
-        </w:rPr>
-        <w:t>✅</w:t>
-      </w:r>
-      <w:r>
-        <w:rPr>
-          <w:rFonts w:ascii="Times New Roman" w:eastAsia="Times New Roman" w:hAnsi="Times New Roman" w:cs="Times New Roman"/>
-          <w:color w:val="000000"/>
-          <w:kern w:val="0"/>
-          <w14:ligatures w14:val="none"/>
-        </w:rPr>
-        <w:t xml:space="preserve"> Use </w:t>
-      </w:r>
-      <w:r>
-        <w:rPr>
-          <w:rFonts w:ascii="Times New Roman" w:eastAsia="Times New Roman" w:hAnsi="Times New Roman" w:cs="Times New Roman"/>
-          <w:b/>
-          <w:bCs/>
-          <w:color w:val="000000"/>
-          <w:kern w:val="0"/>
-          <w14:ligatures w14:val="none"/>
-        </w:rPr>
-        <w:t>GitHub issues &amp; project boards</w:t>
-      </w:r>
-      <w:r>
-        <w:rPr>
-          <w:rFonts w:ascii="Times New Roman" w:eastAsia="Times New Roman" w:hAnsi="Times New Roman" w:cs="Times New Roman"/>
-          <w:color w:val="000000"/>
-          <w:kern w:val="0"/>
-          <w14:ligatures w14:val="none"/>
-        </w:rPr>
-        <w:t> for task tracking.</w:t>
-      </w:r>
-      <w:r>
-        <w:rPr>
-          <w:rFonts w:ascii="Times New Roman" w:eastAsia="Times New Roman" w:hAnsi="Times New Roman" w:cs="Times New Roman"/>
-          <w:color w:val="000000"/>
-          <w:kern w:val="0"/>
-          <w14:ligatures w14:val="none"/>
-        </w:rPr>
-        <w:br/>
-      </w:r>
-      <w:r>
-        <w:rPr>
-          <w:rFonts w:ascii="Apple Color Emoji" w:eastAsia="Times New Roman" w:hAnsi="Apple Color Emoji" w:cs="Apple Color Emoji"/>
-          <w:color w:val="000000"/>
-          <w:kern w:val="0"/>
-          <w14:ligatures w14:val="none"/>
-        </w:rPr>
-        <w:t>✅</w:t>
-      </w:r>
-      <w:r>
-        <w:rPr>
-          <w:rFonts w:ascii="Times New Roman" w:eastAsia="Times New Roman" w:hAnsi="Times New Roman" w:cs="Times New Roman"/>
-          <w:color w:val="000000"/>
-          <w:kern w:val="0"/>
-          <w14:ligatures w14:val="none"/>
-        </w:rPr>
-        <w:t> </w:t>
-      </w:r>
-      <w:r>
-        <w:rPr>
-          <w:rFonts w:ascii="Times New Roman" w:eastAsia="Times New Roman" w:hAnsi="Times New Roman" w:cs="Times New Roman"/>
-          <w:b/>
-          <w:bCs/>
-          <w:color w:val="000000"/>
-          <w:kern w:val="0"/>
-          <w14:ligatures w14:val="none"/>
-        </w:rPr>
-        <w:t>Pull requests must be reviewed before merging.</w:t>
       </w:r>
     </w:p>
     <w:p>
@@ -1167,7 +1165,6 @@
         <w:spacing w:after="0" w:line="240" w:lineRule="auto"/>
         <w:rPr>
           <w:rFonts w:ascii="Times New Roman" w:eastAsia="Times New Roman" w:hAnsi="Times New Roman" w:cs="Times New Roman"/>
-          <w:color w:val="000000"/>
           <w:kern w:val="0"/>
           <w14:ligatures w14:val="none"/>
         </w:rPr>
@@ -1176,7 +1173,6 @@
         <w:rPr>
           <w:rFonts w:ascii="Times New Roman" w:eastAsia="Times New Roman" w:hAnsi="Times New Roman" w:cs="Times New Roman"/>
           <w:noProof/>
-          <w:color w:val="000000"/>
           <w:kern w:val="0"/>
         </w:rPr>
         <w:pict>
@@ -1336,6 +1332,120 @@
           <w:kern w:val="0"/>
           <w14:ligatures w14:val="none"/>
         </w:rPr>
+        <w:t xml:space="preserve"> Follow </w:t>
+      </w:r>
+      <w:r>
+        <w:rPr>
+          <w:rFonts w:ascii="Times New Roman" w:eastAsia="Times New Roman" w:hAnsi="Times New Roman" w:cs="Times New Roman"/>
+          <w:b/>
+          <w:bCs/>
+          <w:color w:val="000000"/>
+          <w:kern w:val="0"/>
+          <w14:ligatures w14:val="none"/>
+        </w:rPr>
+        <w:t>RESTful API principles</w:t>
+      </w:r>
+      <w:r>
+        <w:rPr>
+          <w:rFonts w:ascii="Times New Roman" w:eastAsia="Times New Roman" w:hAnsi="Times New Roman" w:cs="Times New Roman"/>
+          <w:color w:val="000000"/>
+          <w:kern w:val="0"/>
+          <w14:ligatures w14:val="none"/>
+        </w:rPr>
+        <w:t> for clarity and maintainability.</w:t>
+      </w:r>
+      <w:r>
+        <w:rPr>
+          <w:rFonts w:ascii="Times New Roman" w:eastAsia="Times New Roman" w:hAnsi="Times New Roman" w:cs="Times New Roman"/>
+          <w:color w:val="000000"/>
+          <w:kern w:val="0"/>
+          <w14:ligatures w14:val="none"/>
+        </w:rPr>
+        <w:br/>
+      </w:r>
+      <w:r>
+        <w:rPr>
+          <w:rFonts w:ascii="Apple Color Emoji" w:eastAsia="Times New Roman" w:hAnsi="Apple Color Emoji" w:cs="Apple Color Emoji"/>
+          <w:color w:val="000000"/>
+          <w:kern w:val="0"/>
+          <w14:ligatures w14:val="none"/>
+        </w:rPr>
+        <w:t>✅</w:t>
+      </w:r>
+      <w:r>
+        <w:rPr>
+          <w:rFonts w:ascii="Times New Roman" w:eastAsia="Times New Roman" w:hAnsi="Times New Roman" w:cs="Times New Roman"/>
+          <w:color w:val="000000"/>
+          <w:kern w:val="0"/>
+          <w14:ligatures w14:val="none"/>
+        </w:rPr>
+        <w:t xml:space="preserve"> Use </w:t>
+      </w:r>
+      <w:r>
+        <w:rPr>
+          <w:rFonts w:ascii="Times New Roman" w:eastAsia="Times New Roman" w:hAnsi="Times New Roman" w:cs="Times New Roman"/>
+          <w:b/>
+          <w:bCs/>
+          <w:color w:val="000000"/>
+          <w:kern w:val="0"/>
+          <w14:ligatures w14:val="none"/>
+        </w:rPr>
+        <w:t>async functions</w:t>
+      </w:r>
+      <w:r>
+        <w:rPr>
+          <w:rFonts w:ascii="Times New Roman" w:eastAsia="Times New Roman" w:hAnsi="Times New Roman" w:cs="Times New Roman"/>
+          <w:color w:val="000000"/>
+          <w:kern w:val="0"/>
+          <w14:ligatures w14:val="none"/>
+        </w:rPr>
+        <w:t xml:space="preserve"> in </w:t>
+      </w:r>
+      <w:proofErr w:type="spellStart"/>
+      <w:r>
+        <w:rPr>
+          <w:rFonts w:ascii="Times New Roman" w:eastAsia="Times New Roman" w:hAnsi="Times New Roman" w:cs="Times New Roman"/>
+          <w:color w:val="000000"/>
+          <w:kern w:val="0"/>
+          <w14:ligatures w14:val="none"/>
+        </w:rPr>
+        <w:t>FastAPI</w:t>
+      </w:r>
+      <w:proofErr w:type="spellEnd"/>
+      <w:r>
+        <w:rPr>
+          <w:rFonts w:ascii="Times New Roman" w:eastAsia="Times New Roman" w:hAnsi="Times New Roman" w:cs="Times New Roman"/>
+          <w:color w:val="000000"/>
+          <w:kern w:val="0"/>
+          <w14:ligatures w14:val="none"/>
+        </w:rPr>
+        <w:t xml:space="preserve"> to optimize performance.</w:t>
+      </w:r>
+      <w:r>
+        <w:rPr>
+          <w:rFonts w:ascii="Times New Roman" w:eastAsia="Times New Roman" w:hAnsi="Times New Roman" w:cs="Times New Roman"/>
+          <w:color w:val="000000"/>
+          <w:kern w:val="0"/>
+          <w14:ligatures w14:val="none"/>
+        </w:rPr>
+        <w:br/>
+      </w:r>
+      <w:r>
+        <w:rPr>
+          <w:rFonts w:ascii="Apple Color Emoji" w:eastAsia="Times New Roman" w:hAnsi="Apple Color Emoji" w:cs="Apple Color Emoji"/>
+          <w:color w:val="000000"/>
+          <w:kern w:val="0"/>
+          <w14:ligatures w14:val="none"/>
+        </w:rPr>
+        <w:t>✅</w:t>
+      </w:r>
+      <w:r>
+        <w:rPr>
+          <w:rFonts w:ascii="Times New Roman" w:eastAsia="Times New Roman" w:hAnsi="Times New Roman" w:cs="Times New Roman"/>
+          <w:color w:val="000000"/>
+          <w:kern w:val="0"/>
+          <w14:ligatures w14:val="none"/>
+        </w:rPr>
         <w:t> </w:t>
       </w:r>
       <w:r>
@@ -1347,16 +1457,56 @@
           <w:kern w:val="0"/>
           <w14:ligatures w14:val="none"/>
         </w:rPr>
-        <w:t>Follow RESTful API principles</w:t>
-      </w:r>
-      <w:r>
-        <w:rPr>
-          <w:rFonts w:ascii="Times New Roman" w:eastAsia="Times New Roman" w:hAnsi="Times New Roman" w:cs="Times New Roman"/>
-          <w:color w:val="000000"/>
-          <w:kern w:val="0"/>
-          <w14:ligatures w14:val="none"/>
-        </w:rPr>
-        <w:t> for clarity and maintainability.</w:t>
+        <w:t>Database</w:t>
+      </w:r>
+      <w:r>
+        <w:rPr>
+          <w:rFonts w:ascii="Times New Roman" w:eastAsia="Times New Roman" w:hAnsi="Times New Roman" w:cs="Times New Roman"/>
+          <w:color w:val="000000"/>
+          <w:kern w:val="0"/>
+          <w14:ligatures w14:val="none"/>
+        </w:rPr>
+        <w:t>: Use </w:t>
+      </w:r>
+      <w:r>
+        <w:rPr>
+          <w:rFonts w:ascii="Times New Roman" w:eastAsia="Times New Roman" w:hAnsi="Times New Roman" w:cs="Times New Roman"/>
+          <w:b/>
+          <w:bCs/>
+          <w:color w:val="000000"/>
+          <w:kern w:val="0"/>
+          <w14:ligatures w14:val="none"/>
+        </w:rPr>
+        <w:t>PostgreSQL</w:t>
+      </w:r>
+      <w:r>
+        <w:rPr>
+          <w:rFonts w:ascii="Times New Roman" w:eastAsia="Times New Roman" w:hAnsi="Times New Roman" w:cs="Times New Roman"/>
+          <w:color w:val="000000"/>
+          <w:kern w:val="0"/>
+          <w14:ligatures w14:val="none"/>
+        </w:rPr>
+        <w:t> for structured data, </w:t>
+      </w:r>
+      <w:r>
+        <w:rPr>
+          <w:rFonts w:ascii="Times New Roman" w:eastAsia="Times New Roman" w:hAnsi="Times New Roman" w:cs="Times New Roman"/>
+          <w:b/>
+          <w:bCs/>
+          <w:color w:val="000000"/>
+          <w:kern w:val="0"/>
+          <w14:ligatures w14:val="none"/>
+        </w:rPr>
+        <w:t>MongoDB</w:t>
+      </w:r>
+      <w:r>
+        <w:rPr>
+          <w:rFonts w:ascii="Times New Roman" w:eastAsia="Times New Roman" w:hAnsi="Times New Roman" w:cs="Times New Roman"/>
+          <w:color w:val="000000"/>
+          <w:kern w:val="0"/>
+          <w14:ligatures w14:val="none"/>
+        </w:rPr>
+        <w:t> for flexibility where needed.</w:t>
       </w:r>
       <w:r>
         <w:rPr>
@@ -1394,36 +1544,16 @@
           <w:kern w:val="0"/>
           <w14:ligatures w14:val="none"/>
         </w:rPr>
-        <w:t>Use async functions</w:t>
-      </w:r>
-      <w:r>
-        <w:rPr>
-          <w:rFonts w:ascii="Times New Roman" w:eastAsia="Times New Roman" w:hAnsi="Times New Roman" w:cs="Times New Roman"/>
-          <w:color w:val="000000"/>
-          <w:kern w:val="0"/>
-          <w14:ligatures w14:val="none"/>
-        </w:rPr>
-        <w:t xml:space="preserve"> in </w:t>
-      </w:r>
-      <w:proofErr w:type="spellStart"/>
-      <w:r>
-        <w:rPr>
-          <w:rFonts w:ascii="Times New Roman" w:eastAsia="Times New Roman" w:hAnsi="Times New Roman" w:cs="Times New Roman"/>
-          <w:color w:val="000000"/>
-          <w:kern w:val="0"/>
-          <w14:ligatures w14:val="none"/>
-        </w:rPr>
-        <w:t>FastAPI</w:t>
-      </w:r>
-      <w:proofErr w:type="spellEnd"/>
-      <w:r>
-        <w:rPr>
-          <w:rFonts w:ascii="Times New Roman" w:eastAsia="Times New Roman" w:hAnsi="Times New Roman" w:cs="Times New Roman"/>
-          <w:color w:val="000000"/>
-          <w:kern w:val="0"/>
-          <w14:ligatures w14:val="none"/>
-        </w:rPr>
-        <w:t xml:space="preserve"> to optimize performance.</w:t>
+        <w:t>Schema-first approach</w:t>
+      </w:r>
+      <w:r>
+        <w:rPr>
+          <w:rFonts w:ascii="Times New Roman" w:eastAsia="Times New Roman" w:hAnsi="Times New Roman" w:cs="Times New Roman"/>
+          <w:color w:val="000000"/>
+          <w:kern w:val="0"/>
+          <w14:ligatures w14:val="none"/>
+        </w:rPr>
+        <w:t>: Design models before implementation.</w:t>
       </w:r>
       <w:r>
         <w:rPr>
@@ -1461,150 +1591,16 @@
           <w:kern w:val="0"/>
           <w14:ligatures w14:val="none"/>
         </w:rPr>
-        <w:t>Database:</w:t>
-      </w:r>
-      <w:r>
-        <w:rPr>
-          <w:rFonts w:ascii="Times New Roman" w:eastAsia="Times New Roman" w:hAnsi="Times New Roman" w:cs="Times New Roman"/>
-          <w:color w:val="000000"/>
-          <w:kern w:val="0"/>
-          <w14:ligatures w14:val="none"/>
-        </w:rPr>
-        <w:t> Use </w:t>
-      </w:r>
-      <w:r>
-        <w:rPr>
-          <w:rFonts w:ascii="Times New Roman" w:eastAsia="Times New Roman" w:hAnsi="Times New Roman" w:cs="Times New Roman"/>
-          <w:b/>
-          <w:bCs/>
-          <w:color w:val="000000"/>
-          <w:kern w:val="0"/>
-          <w14:ligatures w14:val="none"/>
-        </w:rPr>
-        <w:t>PostgreSQL</w:t>
-      </w:r>
-      <w:r>
-        <w:rPr>
-          <w:rFonts w:ascii="Times New Roman" w:eastAsia="Times New Roman" w:hAnsi="Times New Roman" w:cs="Times New Roman"/>
-          <w:color w:val="000000"/>
-          <w:kern w:val="0"/>
-          <w14:ligatures w14:val="none"/>
-        </w:rPr>
-        <w:t> for structured data, </w:t>
-      </w:r>
-      <w:r>
-        <w:rPr>
-          <w:rFonts w:ascii="Times New Roman" w:eastAsia="Times New Roman" w:hAnsi="Times New Roman" w:cs="Times New Roman"/>
-          <w:b/>
-          <w:bCs/>
-          <w:color w:val="000000"/>
-          <w:kern w:val="0"/>
-          <w14:ligatures w14:val="none"/>
-        </w:rPr>
-        <w:t>MongoDB</w:t>
-      </w:r>
-      <w:r>
-        <w:rPr>
-          <w:rFonts w:ascii="Times New Roman" w:eastAsia="Times New Roman" w:hAnsi="Times New Roman" w:cs="Times New Roman"/>
-          <w:color w:val="000000"/>
-          <w:kern w:val="0"/>
-          <w14:ligatures w14:val="none"/>
-        </w:rPr>
-        <w:t> for flexibility where needed.</w:t>
-      </w:r>
-      <w:r>
-        <w:rPr>
-          <w:rFonts w:ascii="Times New Roman" w:eastAsia="Times New Roman" w:hAnsi="Times New Roman" w:cs="Times New Roman"/>
-          <w:color w:val="000000"/>
-          <w:kern w:val="0"/>
-          <w14:ligatures w14:val="none"/>
-        </w:rPr>
-        <w:br/>
-      </w:r>
-      <w:r>
-        <w:rPr>
-          <w:rFonts w:ascii="Apple Color Emoji" w:eastAsia="Times New Roman" w:hAnsi="Apple Color Emoji" w:cs="Apple Color Emoji"/>
-          <w:color w:val="000000"/>
-          <w:kern w:val="0"/>
-          <w14:ligatures w14:val="none"/>
-        </w:rPr>
-        <w:t>✅</w:t>
-      </w:r>
-      <w:r>
-        <w:rPr>
-          <w:rFonts w:ascii="Times New Roman" w:eastAsia="Times New Roman" w:hAnsi="Times New Roman" w:cs="Times New Roman"/>
-          <w:color w:val="000000"/>
-          <w:kern w:val="0"/>
-          <w14:ligatures w14:val="none"/>
-        </w:rPr>
-        <w:t> </w:t>
-      </w:r>
-      <w:r>
-        <w:rPr>
-          <w:rFonts w:ascii="Times New Roman" w:eastAsia="Times New Roman" w:hAnsi="Times New Roman" w:cs="Times New Roman"/>
-          <w:b/>
-          <w:bCs/>
-          <w:color w:val="000000"/>
-          <w:kern w:val="0"/>
-          <w14:ligatures w14:val="none"/>
-        </w:rPr>
-        <w:t>Schema-first approach:</w:t>
-      </w:r>
-      <w:r>
-        <w:rPr>
-          <w:rFonts w:ascii="Times New Roman" w:eastAsia="Times New Roman" w:hAnsi="Times New Roman" w:cs="Times New Roman"/>
-          <w:color w:val="000000"/>
-          <w:kern w:val="0"/>
-          <w14:ligatures w14:val="none"/>
-        </w:rPr>
-        <w:t> Design models before implementation.</w:t>
-      </w:r>
-      <w:r>
-        <w:rPr>
-          <w:rFonts w:ascii="Times New Roman" w:eastAsia="Times New Roman" w:hAnsi="Times New Roman" w:cs="Times New Roman"/>
-          <w:color w:val="000000"/>
-          <w:kern w:val="0"/>
-          <w14:ligatures w14:val="none"/>
-        </w:rPr>
-        <w:br/>
-      </w:r>
-      <w:r>
-        <w:rPr>
-          <w:rFonts w:ascii="Apple Color Emoji" w:eastAsia="Times New Roman" w:hAnsi="Apple Color Emoji" w:cs="Apple Color Emoji"/>
-          <w:color w:val="000000"/>
-          <w:kern w:val="0"/>
-          <w14:ligatures w14:val="none"/>
-        </w:rPr>
-        <w:t>✅</w:t>
-      </w:r>
-      <w:r>
-        <w:rPr>
-          <w:rFonts w:ascii="Times New Roman" w:eastAsia="Times New Roman" w:hAnsi="Times New Roman" w:cs="Times New Roman"/>
-          <w:color w:val="000000"/>
-          <w:kern w:val="0"/>
-          <w14:ligatures w14:val="none"/>
-        </w:rPr>
-        <w:t> </w:t>
-      </w:r>
-      <w:r>
-        <w:rPr>
-          <w:rFonts w:ascii="Times New Roman" w:eastAsia="Times New Roman" w:hAnsi="Times New Roman" w:cs="Times New Roman"/>
-          <w:b/>
-          <w:bCs/>
-          <w:color w:val="000000"/>
-          <w:kern w:val="0"/>
-          <w14:ligatures w14:val="none"/>
-        </w:rPr>
-        <w:t>Dynamic environment management:</w:t>
-      </w:r>
-      <w:r>
-        <w:rPr>
-          <w:rFonts w:ascii="Times New Roman" w:eastAsia="Times New Roman" w:hAnsi="Times New Roman" w:cs="Times New Roman"/>
-          <w:color w:val="000000"/>
-          <w:kern w:val="0"/>
-          <w14:ligatures w14:val="none"/>
-        </w:rPr>
-        <w:t> </w:t>
+        <w:t>Dynamic environment management</w:t>
+      </w:r>
+      <w:r>
+        <w:rPr>
+          <w:rFonts w:ascii="Times New Roman" w:eastAsia="Times New Roman" w:hAnsi="Times New Roman" w:cs="Times New Roman"/>
+          <w:color w:val="000000"/>
+          <w:kern w:val="0"/>
+          <w14:ligatures w14:val="none"/>
+        </w:rPr>
+        <w:t xml:space="preserve">: </w:t>
       </w:r>
       <w:proofErr w:type="gramStart"/>
       <w:r>
@@ -1719,25 +1715,32 @@
           <w:kern w:val="0"/>
           <w14:ligatures w14:val="none"/>
         </w:rPr>
-        <w:t> </w:t>
-      </w:r>
-      <w:r>
-        <w:rPr>
-          <w:rFonts w:ascii="Times New Roman" w:eastAsia="Times New Roman" w:hAnsi="Times New Roman" w:cs="Times New Roman"/>
-          <w:b/>
-          <w:bCs/>
-          <w:color w:val="000000"/>
-          <w:kern w:val="0"/>
-          <w14:ligatures w14:val="none"/>
-        </w:rPr>
-        <w:t>Optimize local AI models (</w:t>
+        <w:t xml:space="preserve"> Optimize </w:t>
+      </w:r>
+      <w:r>
+        <w:rPr>
+          <w:rFonts w:ascii="Times New Roman" w:eastAsia="Times New Roman" w:hAnsi="Times New Roman" w:cs="Times New Roman"/>
+          <w:b/>
+          <w:bCs/>
+          <w:color w:val="000000"/>
+          <w:kern w:val="0"/>
+          <w14:ligatures w14:val="none"/>
+        </w:rPr>
+        <w:t>local AI models</w:t>
+      </w:r>
+      <w:r>
+        <w:rPr>
+          <w:rFonts w:ascii="Times New Roman" w:eastAsia="Times New Roman" w:hAnsi="Times New Roman" w:cs="Times New Roman"/>
+          <w:color w:val="000000"/>
+          <w:kern w:val="0"/>
+          <w14:ligatures w14:val="none"/>
+        </w:rPr>
+        <w:t> (</w:t>
       </w:r>
       <w:proofErr w:type="spellStart"/>
       <w:r>
         <w:rPr>
           <w:rFonts w:ascii="Times New Roman" w:eastAsia="Times New Roman" w:hAnsi="Times New Roman" w:cs="Times New Roman"/>
-          <w:b/>
-          <w:bCs/>
           <w:color w:val="000000"/>
           <w:kern w:val="0"/>
           <w14:ligatures w14:val="none"/>
@@ -1748,8 +1751,6 @@
       <w:r>
         <w:rPr>
           <w:rFonts w:ascii="Times New Roman" w:eastAsia="Times New Roman" w:hAnsi="Times New Roman" w:cs="Times New Roman"/>
-          <w:b/>
-          <w:bCs/>
           <w:color w:val="000000"/>
           <w:kern w:val="0"/>
           <w14:ligatures w14:val="none"/>
@@ -1760,8 +1761,6 @@
       <w:r>
         <w:rPr>
           <w:rFonts w:ascii="Times New Roman" w:eastAsia="Times New Roman" w:hAnsi="Times New Roman" w:cs="Times New Roman"/>
-          <w:b/>
-          <w:bCs/>
           <w:color w:val="000000"/>
           <w:kern w:val="0"/>
           <w14:ligatures w14:val="none"/>
@@ -1772,8 +1771,6 @@
       <w:r>
         <w:rPr>
           <w:rFonts w:ascii="Times New Roman" w:eastAsia="Times New Roman" w:hAnsi="Times New Roman" w:cs="Times New Roman"/>
-          <w:b/>
-          <w:bCs/>
           <w:color w:val="000000"/>
           <w:kern w:val="0"/>
           <w14:ligatures w14:val="none"/>
@@ -1805,18 +1802,18 @@
           <w:kern w:val="0"/>
           <w14:ligatures w14:val="none"/>
         </w:rPr>
-        <w:t> </w:t>
-      </w:r>
-      <w:r>
-        <w:rPr>
-          <w:rFonts w:ascii="Times New Roman" w:eastAsia="Times New Roman" w:hAnsi="Times New Roman" w:cs="Times New Roman"/>
-          <w:b/>
-          <w:bCs/>
-          <w:color w:val="000000"/>
-          <w:kern w:val="0"/>
-          <w14:ligatures w14:val="none"/>
-        </w:rPr>
-        <w:t>Ensure AI inference runs efficiently</w:t>
+        <w:t xml:space="preserve"> Ensure </w:t>
+      </w:r>
+      <w:r>
+        <w:rPr>
+          <w:rFonts w:ascii="Times New Roman" w:eastAsia="Times New Roman" w:hAnsi="Times New Roman" w:cs="Times New Roman"/>
+          <w:b/>
+          <w:bCs/>
+          <w:color w:val="000000"/>
+          <w:kern w:val="0"/>
+          <w14:ligatures w14:val="none"/>
+        </w:rPr>
+        <w:t>AI inference runs efficiently</w:t>
       </w:r>
       <w:r>
         <w:rPr>
@@ -1852,18 +1849,18 @@
           <w:kern w:val="0"/>
           <w14:ligatures w14:val="none"/>
         </w:rPr>
-        <w:t> </w:t>
-      </w:r>
-      <w:r>
-        <w:rPr>
-          <w:rFonts w:ascii="Times New Roman" w:eastAsia="Times New Roman" w:hAnsi="Times New Roman" w:cs="Times New Roman"/>
-          <w:b/>
-          <w:bCs/>
-          <w:color w:val="000000"/>
-          <w:kern w:val="0"/>
-          <w14:ligatures w14:val="none"/>
-        </w:rPr>
-        <w:t>Standardize AI model APIs</w:t>
+        <w:t xml:space="preserve"> Standardize </w:t>
+      </w:r>
+      <w:r>
+        <w:rPr>
+          <w:rFonts w:ascii="Times New Roman" w:eastAsia="Times New Roman" w:hAnsi="Times New Roman" w:cs="Times New Roman"/>
+          <w:b/>
+          <w:bCs/>
+          <w:color w:val="000000"/>
+          <w:kern w:val="0"/>
+          <w14:ligatures w14:val="none"/>
+        </w:rPr>
+        <w:t>AI model APIs</w:t>
       </w:r>
       <w:r>
         <w:rPr>
@@ -1880,7 +1877,6 @@
         <w:spacing w:after="0" w:line="240" w:lineRule="auto"/>
         <w:rPr>
           <w:rFonts w:ascii="Times New Roman" w:eastAsia="Times New Roman" w:hAnsi="Times New Roman" w:cs="Times New Roman"/>
-          <w:color w:val="000000"/>
           <w:kern w:val="0"/>
           <w14:ligatures w14:val="none"/>
         </w:rPr>
@@ -1889,7 +1885,6 @@
         <w:rPr>
           <w:rFonts w:ascii="Times New Roman" w:eastAsia="Times New Roman" w:hAnsi="Times New Roman" w:cs="Times New Roman"/>
           <w:noProof/>
-          <w:color w:val="000000"/>
           <w:kern w:val="0"/>
         </w:rPr>
         <w:pict>
@@ -2098,16 +2093,16 @@
           <w:kern w:val="0"/>
           <w14:ligatures w14:val="none"/>
         </w:rPr>
-        <w:t>components by feature, not by type</w:t>
-      </w:r>
-      <w:r>
-        <w:rPr>
-          <w:rFonts w:ascii="Times New Roman" w:eastAsia="Times New Roman" w:hAnsi="Times New Roman" w:cs="Times New Roman"/>
-          <w:color w:val="000000"/>
-          <w:kern w:val="0"/>
-          <w14:ligatures w14:val="none"/>
-        </w:rPr>
-        <w:t>.</w:t>
+        <w:t>components by feature</w:t>
+      </w:r>
+      <w:r>
+        <w:rPr>
+          <w:rFonts w:ascii="Times New Roman" w:eastAsia="Times New Roman" w:hAnsi="Times New Roman" w:cs="Times New Roman"/>
+          <w:color w:val="000000"/>
+          <w:kern w:val="0"/>
+          <w14:ligatures w14:val="none"/>
+        </w:rPr>
+        <w:t>, not by type.</w:t>
       </w:r>
       <w:r>
         <w:rPr>
@@ -2192,16 +2187,16 @@
           <w:kern w:val="0"/>
           <w14:ligatures w14:val="none"/>
         </w:rPr>
-        <w:t>State management:</w:t>
-      </w:r>
-      <w:r>
-        <w:rPr>
-          <w:rFonts w:ascii="Times New Roman" w:eastAsia="Times New Roman" w:hAnsi="Times New Roman" w:cs="Times New Roman"/>
-          <w:color w:val="000000"/>
-          <w:kern w:val="0"/>
-          <w14:ligatures w14:val="none"/>
-        </w:rPr>
-        <w:t> Use </w:t>
+        <w:t>State management</w:t>
+      </w:r>
+      <w:r>
+        <w:rPr>
+          <w:rFonts w:ascii="Times New Roman" w:eastAsia="Times New Roman" w:hAnsi="Times New Roman" w:cs="Times New Roman"/>
+          <w:color w:val="000000"/>
+          <w:kern w:val="0"/>
+          <w14:ligatures w14:val="none"/>
+        </w:rPr>
+        <w:t>: Use </w:t>
       </w:r>
       <w:proofErr w:type="spellStart"/>
       <w:r>
@@ -2318,18 +2313,18 @@
           <w:kern w:val="0"/>
           <w14:ligatures w14:val="none"/>
         </w:rPr>
-        <w:t> </w:t>
-      </w:r>
-      <w:r>
-        <w:rPr>
-          <w:rFonts w:ascii="Times New Roman" w:eastAsia="Times New Roman" w:hAnsi="Times New Roman" w:cs="Times New Roman"/>
-          <w:b/>
-          <w:bCs/>
-          <w:color w:val="000000"/>
-          <w:kern w:val="0"/>
-          <w14:ligatures w14:val="none"/>
-        </w:rPr>
-        <w:t>Keep UI clean, intuitive, and fast</w:t>
+        <w:t xml:space="preserve"> Keep UI </w:t>
+      </w:r>
+      <w:r>
+        <w:rPr>
+          <w:rFonts w:ascii="Times New Roman" w:eastAsia="Times New Roman" w:hAnsi="Times New Roman" w:cs="Times New Roman"/>
+          <w:b/>
+          <w:bCs/>
+          <w:color w:val="000000"/>
+          <w:kern w:val="0"/>
+          <w14:ligatures w14:val="none"/>
+        </w:rPr>
+        <w:t>clean, intuitive, and fast</w:t>
       </w:r>
       <w:r>
         <w:rPr>
@@ -2365,18 +2360,27 @@
           <w:kern w:val="0"/>
           <w14:ligatures w14:val="none"/>
         </w:rPr>
-        <w:t> </w:t>
-      </w:r>
-      <w:r>
-        <w:rPr>
-          <w:rFonts w:ascii="Times New Roman" w:eastAsia="Times New Roman" w:hAnsi="Times New Roman" w:cs="Times New Roman"/>
-          <w:b/>
-          <w:bCs/>
-          <w:color w:val="000000"/>
-          <w:kern w:val="0"/>
-          <w14:ligatures w14:val="none"/>
-        </w:rPr>
-        <w:t>Ensure accessibility (WCAG standards).</w:t>
+        <w:t xml:space="preserve"> Ensure </w:t>
+      </w:r>
+      <w:r>
+        <w:rPr>
+          <w:rFonts w:ascii="Times New Roman" w:eastAsia="Times New Roman" w:hAnsi="Times New Roman" w:cs="Times New Roman"/>
+          <w:b/>
+          <w:bCs/>
+          <w:color w:val="000000"/>
+          <w:kern w:val="0"/>
+          <w14:ligatures w14:val="none"/>
+        </w:rPr>
+        <w:t>accessibility</w:t>
+      </w:r>
+      <w:r>
+        <w:rPr>
+          <w:rFonts w:ascii="Times New Roman" w:eastAsia="Times New Roman" w:hAnsi="Times New Roman" w:cs="Times New Roman"/>
+          <w:color w:val="000000"/>
+          <w:kern w:val="0"/>
+          <w14:ligatures w14:val="none"/>
+        </w:rPr>
+        <w:t> (WCAG standards).</w:t>
       </w:r>
       <w:r>
         <w:rPr>
@@ -2403,18 +2407,18 @@
           <w:kern w:val="0"/>
           <w14:ligatures w14:val="none"/>
         </w:rPr>
-        <w:t> </w:t>
-      </w:r>
-      <w:r>
-        <w:rPr>
-          <w:rFonts w:ascii="Times New Roman" w:eastAsia="Times New Roman" w:hAnsi="Times New Roman" w:cs="Times New Roman"/>
-          <w:b/>
-          <w:bCs/>
-          <w:color w:val="000000"/>
-          <w:kern w:val="0"/>
-          <w14:ligatures w14:val="none"/>
-        </w:rPr>
-        <w:t>Maintain a design system</w:t>
+        <w:t xml:space="preserve"> Maintain a </w:t>
+      </w:r>
+      <w:r>
+        <w:rPr>
+          <w:rFonts w:ascii="Times New Roman" w:eastAsia="Times New Roman" w:hAnsi="Times New Roman" w:cs="Times New Roman"/>
+          <w:b/>
+          <w:bCs/>
+          <w:color w:val="000000"/>
+          <w:kern w:val="0"/>
+          <w14:ligatures w14:val="none"/>
+        </w:rPr>
+        <w:t>design system</w:t>
       </w:r>
       <w:r>
         <w:rPr>
@@ -2450,18 +2454,27 @@
           <w:kern w:val="0"/>
           <w14:ligatures w14:val="none"/>
         </w:rPr>
-        <w:t> </w:t>
-      </w:r>
-      <w:r>
-        <w:rPr>
-          <w:rFonts w:ascii="Times New Roman" w:eastAsia="Times New Roman" w:hAnsi="Times New Roman" w:cs="Times New Roman"/>
-          <w:b/>
-          <w:bCs/>
-          <w:color w:val="000000"/>
-          <w:kern w:val="0"/>
-          <w14:ligatures w14:val="none"/>
-        </w:rPr>
-        <w:t>Optimize for mobile-first performance.</w:t>
+        <w:t xml:space="preserve"> Optimize for </w:t>
+      </w:r>
+      <w:r>
+        <w:rPr>
+          <w:rFonts w:ascii="Times New Roman" w:eastAsia="Times New Roman" w:hAnsi="Times New Roman" w:cs="Times New Roman"/>
+          <w:b/>
+          <w:bCs/>
+          <w:color w:val="000000"/>
+          <w:kern w:val="0"/>
+          <w14:ligatures w14:val="none"/>
+        </w:rPr>
+        <w:t>mobile-first performance</w:t>
+      </w:r>
+      <w:r>
+        <w:rPr>
+          <w:rFonts w:ascii="Times New Roman" w:eastAsia="Times New Roman" w:hAnsi="Times New Roman" w:cs="Times New Roman"/>
+          <w:color w:val="000000"/>
+          <w:kern w:val="0"/>
+          <w14:ligatures w14:val="none"/>
+        </w:rPr>
+        <w:t>.</w:t>
       </w:r>
     </w:p>
     <w:p>
@@ -2469,7 +2482,6 @@
         <w:spacing w:after="0" w:line="240" w:lineRule="auto"/>
         <w:rPr>
           <w:rFonts w:ascii="Times New Roman" w:eastAsia="Times New Roman" w:hAnsi="Times New Roman" w:cs="Times New Roman"/>
-          <w:color w:val="000000"/>
           <w:kern w:val="0"/>
           <w14:ligatures w14:val="none"/>
         </w:rPr>
@@ -2478,7 +2490,6 @@
         <w:rPr>
           <w:rFonts w:ascii="Times New Roman" w:eastAsia="Times New Roman" w:hAnsi="Times New Roman" w:cs="Times New Roman"/>
           <w:noProof/>
-          <w:color w:val="000000"/>
           <w:kern w:val="0"/>
         </w:rPr>
         <w:pict>
@@ -2609,27 +2620,47 @@
           <w:kern w:val="0"/>
           <w14:ligatures w14:val="none"/>
         </w:rPr>
-        <w:t> </w:t>
-      </w:r>
-      <w:r>
-        <w:rPr>
-          <w:rFonts w:ascii="Times New Roman" w:eastAsia="Times New Roman" w:hAnsi="Times New Roman" w:cs="Times New Roman"/>
-          <w:b/>
-          <w:bCs/>
-          <w:color w:val="000000"/>
-          <w:kern w:val="0"/>
-          <w14:ligatures w14:val="none"/>
-        </w:rPr>
-        <w:t>Secure API endpoints</w:t>
-      </w:r>
-      <w:r>
-        <w:rPr>
-          <w:rFonts w:ascii="Times New Roman" w:eastAsia="Times New Roman" w:hAnsi="Times New Roman" w:cs="Times New Roman"/>
-          <w:color w:val="000000"/>
-          <w:kern w:val="0"/>
-          <w14:ligatures w14:val="none"/>
-        </w:rPr>
-        <w:t> with authentication &amp; authorization (OAuth2, JWT).</w:t>
+        <w:t xml:space="preserve"> Secure </w:t>
+      </w:r>
+      <w:r>
+        <w:rPr>
+          <w:rFonts w:ascii="Times New Roman" w:eastAsia="Times New Roman" w:hAnsi="Times New Roman" w:cs="Times New Roman"/>
+          <w:b/>
+          <w:bCs/>
+          <w:color w:val="000000"/>
+          <w:kern w:val="0"/>
+          <w14:ligatures w14:val="none"/>
+        </w:rPr>
+        <w:t>API endpoints</w:t>
+      </w:r>
+      <w:r>
+        <w:rPr>
+          <w:rFonts w:ascii="Times New Roman" w:eastAsia="Times New Roman" w:hAnsi="Times New Roman" w:cs="Times New Roman"/>
+          <w:color w:val="000000"/>
+          <w:kern w:val="0"/>
+          <w14:ligatures w14:val="none"/>
+        </w:rPr>
+        <w:t> with authentication &amp; authorization (</w:t>
+      </w:r>
+      <w:r>
+        <w:rPr>
+          <w:rFonts w:ascii="Times New Roman" w:eastAsia="Times New Roman" w:hAnsi="Times New Roman" w:cs="Times New Roman"/>
+          <w:b/>
+          <w:bCs/>
+          <w:color w:val="000000"/>
+          <w:kern w:val="0"/>
+          <w14:ligatures w14:val="none"/>
+        </w:rPr>
+        <w:t>OAuth2, JWT</w:t>
+      </w:r>
+      <w:r>
+        <w:rPr>
+          <w:rFonts w:ascii="Times New Roman" w:eastAsia="Times New Roman" w:hAnsi="Times New Roman" w:cs="Times New Roman"/>
+          <w:color w:val="000000"/>
+          <w:kern w:val="0"/>
+          <w14:ligatures w14:val="none"/>
+        </w:rPr>
+        <w:t>).</w:t>
       </w:r>
       <w:r>
         <w:rPr>
@@ -2656,32 +2687,45 @@
           <w:kern w:val="0"/>
           <w14:ligatures w14:val="none"/>
         </w:rPr>
-        <w:t> </w:t>
-      </w:r>
-      <w:r>
-        <w:rPr>
-          <w:rFonts w:ascii="Times New Roman" w:eastAsia="Times New Roman" w:hAnsi="Times New Roman" w:cs="Times New Roman"/>
-          <w:b/>
-          <w:bCs/>
-          <w:color w:val="000000"/>
-          <w:kern w:val="0"/>
-          <w14:ligatures w14:val="none"/>
-        </w:rPr>
-        <w:t>Encrypt sensitive data</w:t>
-      </w:r>
-      <w:r>
-        <w:rPr>
-          <w:rFonts w:ascii="Times New Roman" w:eastAsia="Times New Roman" w:hAnsi="Times New Roman" w:cs="Times New Roman"/>
-          <w:color w:val="000000"/>
-          <w:kern w:val="0"/>
-          <w14:ligatures w14:val="none"/>
-        </w:rPr>
-        <w:t xml:space="preserve"> (AES256, </w:t>
+        <w:t xml:space="preserve"> Encrypt </w:t>
+      </w:r>
+      <w:r>
+        <w:rPr>
+          <w:rFonts w:ascii="Times New Roman" w:eastAsia="Times New Roman" w:hAnsi="Times New Roman" w:cs="Times New Roman"/>
+          <w:b/>
+          <w:bCs/>
+          <w:color w:val="000000"/>
+          <w:kern w:val="0"/>
+          <w14:ligatures w14:val="none"/>
+        </w:rPr>
+        <w:t>sensitive data</w:t>
+      </w:r>
+      <w:r>
+        <w:rPr>
+          <w:rFonts w:ascii="Times New Roman" w:eastAsia="Times New Roman" w:hAnsi="Times New Roman" w:cs="Times New Roman"/>
+          <w:color w:val="000000"/>
+          <w:kern w:val="0"/>
+          <w14:ligatures w14:val="none"/>
+        </w:rPr>
+        <w:t> (</w:t>
+      </w:r>
+      <w:r>
+        <w:rPr>
+          <w:rFonts w:ascii="Times New Roman" w:eastAsia="Times New Roman" w:hAnsi="Times New Roman" w:cs="Times New Roman"/>
+          <w:b/>
+          <w:bCs/>
+          <w:color w:val="000000"/>
+          <w:kern w:val="0"/>
+          <w14:ligatures w14:val="none"/>
+        </w:rPr>
+        <w:t xml:space="preserve">AES256, </w:t>
       </w:r>
       <w:proofErr w:type="spellStart"/>
       <w:r>
         <w:rPr>
           <w:rFonts w:ascii="Times New Roman" w:eastAsia="Times New Roman" w:hAnsi="Times New Roman" w:cs="Times New Roman"/>
+          <w:b/>
+          <w:bCs/>
           <w:color w:val="000000"/>
           <w:kern w:val="0"/>
           <w14:ligatures w14:val="none"/>
@@ -2692,11 +2736,22 @@
       <w:r>
         <w:rPr>
           <w:rFonts w:ascii="Times New Roman" w:eastAsia="Times New Roman" w:hAnsi="Times New Roman" w:cs="Times New Roman"/>
-          <w:color w:val="000000"/>
-          <w:kern w:val="0"/>
-          <w14:ligatures w14:val="none"/>
-        </w:rPr>
-        <w:t xml:space="preserve"> for passwords).</w:t>
+          <w:b/>
+          <w:bCs/>
+          <w:color w:val="000000"/>
+          <w:kern w:val="0"/>
+          <w14:ligatures w14:val="none"/>
+        </w:rPr>
+        <w:t xml:space="preserve"> for passwords</w:t>
+      </w:r>
+      <w:r>
+        <w:rPr>
+          <w:rFonts w:ascii="Times New Roman" w:eastAsia="Times New Roman" w:hAnsi="Times New Roman" w:cs="Times New Roman"/>
+          <w:color w:val="000000"/>
+          <w:kern w:val="0"/>
+          <w14:ligatures w14:val="none"/>
+        </w:rPr>
+        <w:t>).</w:t>
       </w:r>
       <w:r>
         <w:rPr>
@@ -2723,18 +2778,27 @@
           <w:kern w:val="0"/>
           <w14:ligatures w14:val="none"/>
         </w:rPr>
-        <w:t> </w:t>
-      </w:r>
-      <w:r>
-        <w:rPr>
-          <w:rFonts w:ascii="Times New Roman" w:eastAsia="Times New Roman" w:hAnsi="Times New Roman" w:cs="Times New Roman"/>
-          <w:b/>
-          <w:bCs/>
-          <w:color w:val="000000"/>
-          <w:kern w:val="0"/>
-          <w14:ligatures w14:val="none"/>
-        </w:rPr>
-        <w:t>Prevent SQL Injection, XSS, and CSRF attacks.</w:t>
+        <w:t xml:space="preserve"> Prevent </w:t>
+      </w:r>
+      <w:r>
+        <w:rPr>
+          <w:rFonts w:ascii="Times New Roman" w:eastAsia="Times New Roman" w:hAnsi="Times New Roman" w:cs="Times New Roman"/>
+          <w:b/>
+          <w:bCs/>
+          <w:color w:val="000000"/>
+          <w:kern w:val="0"/>
+          <w14:ligatures w14:val="none"/>
+        </w:rPr>
+        <w:t>SQL Injection, XSS, and CSRF attacks</w:t>
+      </w:r>
+      <w:r>
+        <w:rPr>
+          <w:rFonts w:ascii="Times New Roman" w:eastAsia="Times New Roman" w:hAnsi="Times New Roman" w:cs="Times New Roman"/>
+          <w:color w:val="000000"/>
+          <w:kern w:val="0"/>
+          <w14:ligatures w14:val="none"/>
+        </w:rPr>
+        <w:t>.</w:t>
       </w:r>
     </w:p>
     <w:p>
@@ -2819,6 +2883,53 @@
           <w:kern w:val="0"/>
           <w14:ligatures w14:val="none"/>
         </w:rPr>
+        <w:t xml:space="preserve"> Strive for </w:t>
+      </w:r>
+      <w:r>
+        <w:rPr>
+          <w:rFonts w:ascii="Times New Roman" w:eastAsia="Times New Roman" w:hAnsi="Times New Roman" w:cs="Times New Roman"/>
+          <w:b/>
+          <w:bCs/>
+          <w:color w:val="000000"/>
+          <w:kern w:val="0"/>
+          <w14:ligatures w14:val="none"/>
+        </w:rPr>
+        <w:t>100% test coverage</w:t>
+      </w:r>
+      <w:r>
+        <w:rPr>
+          <w:rFonts w:ascii="Times New Roman" w:eastAsia="Times New Roman" w:hAnsi="Times New Roman" w:cs="Times New Roman"/>
+          <w:color w:val="000000"/>
+          <w:kern w:val="0"/>
+          <w14:ligatures w14:val="none"/>
+        </w:rPr>
+        <w:t> in backend &amp; frontend.</w:t>
+      </w:r>
+      <w:r>
+        <w:rPr>
+          <w:rFonts w:ascii="Times New Roman" w:eastAsia="Times New Roman" w:hAnsi="Times New Roman" w:cs="Times New Roman"/>
+          <w:color w:val="000000"/>
+          <w:kern w:val="0"/>
+          <w14:ligatures w14:val="none"/>
+        </w:rPr>
+        <w:br/>
+      </w:r>
+      <w:r>
+        <w:rPr>
+          <w:rFonts w:ascii="Apple Color Emoji" w:eastAsia="Times New Roman" w:hAnsi="Apple Color Emoji" w:cs="Apple Color Emoji"/>
+          <w:color w:val="000000"/>
+          <w:kern w:val="0"/>
+          <w14:ligatures w14:val="none"/>
+        </w:rPr>
+        <w:t>✅</w:t>
+      </w:r>
+      <w:r>
+        <w:rPr>
+          <w:rFonts w:ascii="Times New Roman" w:eastAsia="Times New Roman" w:hAnsi="Times New Roman" w:cs="Times New Roman"/>
+          <w:color w:val="000000"/>
+          <w:kern w:val="0"/>
+          <w14:ligatures w14:val="none"/>
+        </w:rPr>
         <w:t> </w:t>
       </w:r>
       <w:r>
@@ -2830,16 +2941,16 @@
           <w:kern w:val="0"/>
           <w14:ligatures w14:val="none"/>
         </w:rPr>
-        <w:t>Strive for 100% test coverage</w:t>
-      </w:r>
-      <w:r>
-        <w:rPr>
-          <w:rFonts w:ascii="Times New Roman" w:eastAsia="Times New Roman" w:hAnsi="Times New Roman" w:cs="Times New Roman"/>
-          <w:color w:val="000000"/>
-          <w:kern w:val="0"/>
-          <w14:ligatures w14:val="none"/>
-        </w:rPr>
-        <w:t> in backend &amp; frontend.</w:t>
+        <w:t>Unit, integration, and end-to-end tests</w:t>
+      </w:r>
+      <w:r>
+        <w:rPr>
+          <w:rFonts w:ascii="Times New Roman" w:eastAsia="Times New Roman" w:hAnsi="Times New Roman" w:cs="Times New Roman"/>
+          <w:color w:val="000000"/>
+          <w:kern w:val="0"/>
+          <w14:ligatures w14:val="none"/>
+        </w:rPr>
+        <w:t> must be written.</w:t>
       </w:r>
       <w:r>
         <w:rPr>
@@ -2866,65 +2977,27 @@
           <w:kern w:val="0"/>
           <w14:ligatures w14:val="none"/>
         </w:rPr>
-        <w:t> </w:t>
-      </w:r>
-      <w:r>
-        <w:rPr>
-          <w:rFonts w:ascii="Times New Roman" w:eastAsia="Times New Roman" w:hAnsi="Times New Roman" w:cs="Times New Roman"/>
-          <w:b/>
-          <w:bCs/>
-          <w:color w:val="000000"/>
-          <w:kern w:val="0"/>
-          <w14:ligatures w14:val="none"/>
-        </w:rPr>
-        <w:t>Unit, integration, and end-to-end tests</w:t>
-      </w:r>
-      <w:r>
-        <w:rPr>
-          <w:rFonts w:ascii="Times New Roman" w:eastAsia="Times New Roman" w:hAnsi="Times New Roman" w:cs="Times New Roman"/>
-          <w:color w:val="000000"/>
-          <w:kern w:val="0"/>
-          <w14:ligatures w14:val="none"/>
-        </w:rPr>
-        <w:t> must be written.</w:t>
-      </w:r>
-      <w:r>
-        <w:rPr>
-          <w:rFonts w:ascii="Times New Roman" w:eastAsia="Times New Roman" w:hAnsi="Times New Roman" w:cs="Times New Roman"/>
-          <w:color w:val="000000"/>
-          <w:kern w:val="0"/>
-          <w14:ligatures w14:val="none"/>
-        </w:rPr>
-        <w:br/>
-      </w:r>
-      <w:r>
-        <w:rPr>
-          <w:rFonts w:ascii="Apple Color Emoji" w:eastAsia="Times New Roman" w:hAnsi="Apple Color Emoji" w:cs="Apple Color Emoji"/>
-          <w:color w:val="000000"/>
-          <w:kern w:val="0"/>
-          <w14:ligatures w14:val="none"/>
-        </w:rPr>
-        <w:t>✅</w:t>
-      </w:r>
-      <w:r>
-        <w:rPr>
-          <w:rFonts w:ascii="Times New Roman" w:eastAsia="Times New Roman" w:hAnsi="Times New Roman" w:cs="Times New Roman"/>
-          <w:color w:val="000000"/>
-          <w:kern w:val="0"/>
-          <w14:ligatures w14:val="none"/>
-        </w:rPr>
-        <w:t> </w:t>
-      </w:r>
-      <w:r>
-        <w:rPr>
-          <w:rFonts w:ascii="Times New Roman" w:eastAsia="Times New Roman" w:hAnsi="Times New Roman" w:cs="Times New Roman"/>
-          <w:b/>
-          <w:bCs/>
-          <w:color w:val="000000"/>
-          <w:kern w:val="0"/>
-          <w14:ligatures w14:val="none"/>
-        </w:rPr>
-        <w:t>Use GitHub Actions for CI/CD &amp; automated deployments.</w:t>
+        <w:t xml:space="preserve"> Use </w:t>
+      </w:r>
+      <w:r>
+        <w:rPr>
+          <w:rFonts w:ascii="Times New Roman" w:eastAsia="Times New Roman" w:hAnsi="Times New Roman" w:cs="Times New Roman"/>
+          <w:b/>
+          <w:bCs/>
+          <w:color w:val="000000"/>
+          <w:kern w:val="0"/>
+          <w14:ligatures w14:val="none"/>
+        </w:rPr>
+        <w:t>GitHub Actions for CI/CD</w:t>
+      </w:r>
+      <w:r>
+        <w:rPr>
+          <w:rFonts w:ascii="Times New Roman" w:eastAsia="Times New Roman" w:hAnsi="Times New Roman" w:cs="Times New Roman"/>
+          <w:color w:val="000000"/>
+          <w:kern w:val="0"/>
+          <w14:ligatures w14:val="none"/>
+        </w:rPr>
+        <w:t> &amp; automated deployments.</w:t>
       </w:r>
     </w:p>
     <w:p>
@@ -2932,7 +3005,6 @@
         <w:spacing w:after="0" w:line="240" w:lineRule="auto"/>
         <w:rPr>
           <w:rFonts w:ascii="Times New Roman" w:eastAsia="Times New Roman" w:hAnsi="Times New Roman" w:cs="Times New Roman"/>
-          <w:color w:val="000000"/>
           <w:kern w:val="0"/>
           <w14:ligatures w14:val="none"/>
         </w:rPr>
@@ -2941,7 +3013,6 @@
         <w:rPr>
           <w:rFonts w:ascii="Times New Roman" w:eastAsia="Times New Roman" w:hAnsi="Times New Roman" w:cs="Times New Roman"/>
           <w:noProof/>
-          <w:color w:val="000000"/>
           <w:kern w:val="0"/>
         </w:rPr>
         <w:pict>
@@ -2988,7 +3059,7 @@
           <w:szCs w:val="36"/>
           <w14:ligatures w14:val="none"/>
         </w:rPr>
-        <w:t> Execution Priorities</w:t>
+        <w:t xml:space="preserve"> Execution Priorities</w:t>
       </w:r>
     </w:p>
     <w:p>
@@ -3017,18 +3088,27 @@
           <w:kern w:val="0"/>
           <w14:ligatures w14:val="none"/>
         </w:rPr>
-        <w:t> </w:t>
-      </w:r>
-      <w:r>
-        <w:rPr>
-          <w:rFonts w:ascii="Times New Roman" w:eastAsia="Times New Roman" w:hAnsi="Times New Roman" w:cs="Times New Roman"/>
-          <w:b/>
-          <w:bCs/>
-          <w:color w:val="000000"/>
-          <w:kern w:val="0"/>
-          <w14:ligatures w14:val="none"/>
-        </w:rPr>
-        <w:t>Follow this standard across all development phases.</w:t>
+        <w:t xml:space="preserve"> Follow this standard across </w:t>
+      </w:r>
+      <w:r>
+        <w:rPr>
+          <w:rFonts w:ascii="Times New Roman" w:eastAsia="Times New Roman" w:hAnsi="Times New Roman" w:cs="Times New Roman"/>
+          <w:b/>
+          <w:bCs/>
+          <w:color w:val="000000"/>
+          <w:kern w:val="0"/>
+          <w14:ligatures w14:val="none"/>
+        </w:rPr>
+        <w:t>all development phases</w:t>
+      </w:r>
+      <w:r>
+        <w:rPr>
+          <w:rFonts w:ascii="Times New Roman" w:eastAsia="Times New Roman" w:hAnsi="Times New Roman" w:cs="Times New Roman"/>
+          <w:color w:val="000000"/>
+          <w:kern w:val="0"/>
+          <w14:ligatures w14:val="none"/>
+        </w:rPr>
+        <w:t>.</w:t>
       </w:r>
       <w:r>
         <w:rPr>
@@ -3055,18 +3135,27 @@
           <w:kern w:val="0"/>
           <w14:ligatures w14:val="none"/>
         </w:rPr>
-        <w:t> </w:t>
-      </w:r>
-      <w:r>
-        <w:rPr>
-          <w:rFonts w:ascii="Times New Roman" w:eastAsia="Times New Roman" w:hAnsi="Times New Roman" w:cs="Times New Roman"/>
-          <w:b/>
-          <w:bCs/>
-          <w:color w:val="000000"/>
-          <w:kern w:val="0"/>
-          <w14:ligatures w14:val="none"/>
-        </w:rPr>
-        <w:t>Ensure consistency in coding, security, and AI workflows.</w:t>
+        <w:t xml:space="preserve"> Ensure </w:t>
+      </w:r>
+      <w:r>
+        <w:rPr>
+          <w:rFonts w:ascii="Times New Roman" w:eastAsia="Times New Roman" w:hAnsi="Times New Roman" w:cs="Times New Roman"/>
+          <w:b/>
+          <w:bCs/>
+          <w:color w:val="000000"/>
+          <w:kern w:val="0"/>
+          <w14:ligatures w14:val="none"/>
+        </w:rPr>
+        <w:t>consistency</w:t>
+      </w:r>
+      <w:r>
+        <w:rPr>
+          <w:rFonts w:ascii="Times New Roman" w:eastAsia="Times New Roman" w:hAnsi="Times New Roman" w:cs="Times New Roman"/>
+          <w:color w:val="000000"/>
+          <w:kern w:val="0"/>
+          <w14:ligatures w14:val="none"/>
+        </w:rPr>
+        <w:t> in coding, security, and AI workflows.</w:t>
       </w:r>
       <w:r>
         <w:rPr>
@@ -3093,18 +3182,27 @@
           <w:kern w:val="0"/>
           <w14:ligatures w14:val="none"/>
         </w:rPr>
-        <w:t> </w:t>
-      </w:r>
-      <w:r>
-        <w:rPr>
-          <w:rFonts w:ascii="Times New Roman" w:eastAsia="Times New Roman" w:hAnsi="Times New Roman" w:cs="Times New Roman"/>
-          <w:b/>
-          <w:bCs/>
-          <w:color w:val="000000"/>
-          <w:kern w:val="0"/>
-          <w14:ligatures w14:val="none"/>
-        </w:rPr>
-        <w:t>Automate processes to reduce overhead and increase efficiency.</w:t>
+        <w:t xml:space="preserve"> Automate processes to </w:t>
+      </w:r>
+      <w:r>
+        <w:rPr>
+          <w:rFonts w:ascii="Times New Roman" w:eastAsia="Times New Roman" w:hAnsi="Times New Roman" w:cs="Times New Roman"/>
+          <w:b/>
+          <w:bCs/>
+          <w:color w:val="000000"/>
+          <w:kern w:val="0"/>
+          <w14:ligatures w14:val="none"/>
+        </w:rPr>
+        <w:t>reduce overhead and increase efficiency</w:t>
+      </w:r>
+      <w:r>
+        <w:rPr>
+          <w:rFonts w:ascii="Times New Roman" w:eastAsia="Times New Roman" w:hAnsi="Times New Roman" w:cs="Times New Roman"/>
+          <w:color w:val="000000"/>
+          <w:kern w:val="0"/>
+          <w14:ligatures w14:val="none"/>
+        </w:rPr>
+        <w:t>.</w:t>
       </w:r>
     </w:p>
     <w:p>
@@ -3144,16 +3242,36 @@
           <w:kern w:val="0"/>
           <w14:ligatures w14:val="none"/>
         </w:rPr>
-        <w:t>Next Steps:</w:t>
-      </w:r>
-      <w:r>
-        <w:rPr>
-          <w:rFonts w:ascii="Times New Roman" w:eastAsia="Times New Roman" w:hAnsi="Times New Roman" w:cs="Times New Roman"/>
-          <w:color w:val="000000"/>
-          <w:kern w:val="0"/>
-          <w14:ligatures w14:val="none"/>
-        </w:rPr>
-        <w:t xml:space="preserve"> Implement these standards into the active Clarity development workflow. Let’s execute. </w:t>
+        <w:t>Next Steps</w:t>
+      </w:r>
+      <w:r>
+        <w:rPr>
+          <w:rFonts w:ascii="Times New Roman" w:eastAsia="Times New Roman" w:hAnsi="Times New Roman" w:cs="Times New Roman"/>
+          <w:color w:val="000000"/>
+          <w:kern w:val="0"/>
+          <w14:ligatures w14:val="none"/>
+        </w:rPr>
+        <w:t>: Implement these standards into the active </w:t>
+      </w:r>
+      <w:r>
+        <w:rPr>
+          <w:rFonts w:ascii="Times New Roman" w:eastAsia="Times New Roman" w:hAnsi="Times New Roman" w:cs="Times New Roman"/>
+          <w:b/>
+          <w:bCs/>
+          <w:color w:val="000000"/>
+          <w:kern w:val="0"/>
+          <w14:ligatures w14:val="none"/>
+        </w:rPr>
+        <w:t>Clarity development workflow</w:t>
+      </w:r>
+      <w:r>
+        <w:rPr>
+          <w:rFonts w:ascii="Times New Roman" w:eastAsia="Times New Roman" w:hAnsi="Times New Roman" w:cs="Times New Roman"/>
+          <w:color w:val="000000"/>
+          <w:kern w:val="0"/>
+          <w14:ligatures w14:val="none"/>
+        </w:rPr>
+        <w:t xml:space="preserve">. Let’s execute. </w:t>
       </w:r>
       <w:r>
         <w:rPr>
